--- a/CNN笔记.docx
+++ b/CNN笔记.docx
@@ -22,7 +22,23 @@
           <w:rFonts w:ascii="Source Code Pro Semibold" w:eastAsia="微软雅黑" w:hAnsi="Source Code Pro Semibold" w:hint="eastAsia"/>
           <w:sz w:val="24"/>
         </w:rPr>
-        <w:t>卷积提取特征，池化压缩特征</w:t>
+        <w:t>卷积提取特征，</w:t>
+      </w:r>
+      <w:proofErr w:type="gramStart"/>
+      <w:r>
+        <w:rPr>
+          <w:rFonts w:ascii="Source Code Pro Semibold" w:eastAsia="微软雅黑" w:hAnsi="Source Code Pro Semibold" w:hint="eastAsia"/>
+          <w:sz w:val="24"/>
+        </w:rPr>
+        <w:t>池化压缩</w:t>
+      </w:r>
+      <w:proofErr w:type="gramEnd"/>
+      <w:r>
+        <w:rPr>
+          <w:rFonts w:ascii="Source Code Pro Semibold" w:eastAsia="微软雅黑" w:hAnsi="Source Code Pro Semibold" w:hint="eastAsia"/>
+          <w:sz w:val="24"/>
+        </w:rPr>
+        <w:t>特征</w:t>
       </w:r>
     </w:p>
     <w:p>
@@ -66,7 +82,7 @@
       <w:pPr>
         <w:spacing w:line="400" w:lineRule="exact"/>
         <w:rPr>
-          <w:rFonts w:ascii="Source Code Pro Semibold" w:eastAsia="微软雅黑" w:hAnsi="Source Code Pro Semibold" w:hint="eastAsia"/>
+          <w:rFonts w:ascii="Source Code Pro Semibold" w:eastAsia="微软雅黑" w:hAnsi="Source Code Pro Semibold"/>
           <w:sz w:val="24"/>
         </w:rPr>
       </w:pPr>
@@ -127,7 +143,7 @@
         <w:spacing w:line="400" w:lineRule="exact"/>
         <w:ind w:firstLine="420"/>
         <w:rPr>
-          <w:rFonts w:ascii="Source Code Pro Semibold" w:eastAsia="微软雅黑" w:hAnsi="Source Code Pro Semibold" w:hint="eastAsia"/>
+          <w:rFonts w:ascii="Source Code Pro Semibold" w:eastAsia="微软雅黑" w:hAnsi="Source Code Pro Semibold"/>
           <w:sz w:val="24"/>
         </w:rPr>
       </w:pPr>
@@ -263,8 +279,17 @@
           <w:rFonts w:ascii="Source Code Pro Semibold" w:eastAsia="微软雅黑" w:hAnsi="Source Code Pro Semibold" w:hint="eastAsia"/>
           <w:sz w:val="24"/>
         </w:rPr>
-        <w:t>之和</w:t>
-      </w:r>
+        <w:t>之</w:t>
+      </w:r>
+      <w:proofErr w:type="gramStart"/>
+      <w:r>
+        <w:rPr>
+          <w:rFonts w:ascii="Source Code Pro Semibold" w:eastAsia="微软雅黑" w:hAnsi="Source Code Pro Semibold" w:hint="eastAsia"/>
+          <w:sz w:val="24"/>
+        </w:rPr>
+        <w:t>和</w:t>
+      </w:r>
+      <w:proofErr w:type="gramEnd"/>
     </w:p>
     <w:p>
       <w:pPr>
@@ -308,23 +333,16 @@
         <w:spacing w:line="400" w:lineRule="exact"/>
         <w:ind w:firstLine="420"/>
         <w:rPr>
-          <w:rFonts w:ascii="Source Code Pro Semibold" w:eastAsia="微软雅黑" w:hAnsi="Source Code Pro Semibold" w:hint="eastAsia"/>
-          <w:sz w:val="24"/>
-        </w:rPr>
-      </w:pPr>
-      <w:r>
-        <w:rPr>
-          <w:rFonts w:ascii="Source Code Pro Semibold" w:eastAsia="微软雅黑" w:hAnsi="Source Code Pro Semibold" w:hint="eastAsia"/>
-          <w:sz w:val="24"/>
-        </w:rPr>
-        <w:t>O</w:t>
-      </w:r>
-      <w:r>
-        <w:rPr>
-          <w:rFonts w:ascii="Source Code Pro Semibold" w:eastAsia="微软雅黑" w:hAnsi="Source Code Pro Semibold" w:hint="eastAsia"/>
-          <w:sz w:val="24"/>
-        </w:rPr>
-        <w:t>H:</w:t>
+          <w:rFonts w:ascii="Source Code Pro Semibold" w:eastAsia="微软雅黑" w:hAnsi="Source Code Pro Semibold"/>
+          <w:sz w:val="24"/>
+        </w:rPr>
+      </w:pPr>
+      <w:r>
+        <w:rPr>
+          <w:rFonts w:ascii="Source Code Pro Semibold" w:eastAsia="微软雅黑" w:hAnsi="Source Code Pro Semibold" w:hint="eastAsia"/>
+          <w:sz w:val="24"/>
+        </w:rPr>
+        <w:t>OH:</w:t>
       </w:r>
       <w:r>
         <w:rPr>
@@ -348,14 +366,7 @@
           <w:rFonts w:ascii="Source Code Pro Semibold" w:eastAsia="微软雅黑" w:hAnsi="Source Code Pro Semibold" w:hint="eastAsia"/>
           <w:sz w:val="24"/>
         </w:rPr>
-        <w:t>O</w:t>
-      </w:r>
-      <w:r>
-        <w:rPr>
-          <w:rFonts w:ascii="Source Code Pro Semibold" w:eastAsia="微软雅黑" w:hAnsi="Source Code Pro Semibold" w:hint="eastAsia"/>
-          <w:sz w:val="24"/>
-        </w:rPr>
-        <w:t>W:</w:t>
+        <w:t>OW:</w:t>
       </w:r>
       <w:r>
         <w:rPr>
@@ -370,7 +381,7 @@
         <w:spacing w:line="400" w:lineRule="exact"/>
         <w:ind w:firstLine="420"/>
         <w:rPr>
-          <w:rFonts w:ascii="Source Code Pro Semibold" w:eastAsia="微软雅黑" w:hAnsi="Source Code Pro Semibold" w:hint="eastAsia"/>
+          <w:rFonts w:ascii="Source Code Pro Semibold" w:eastAsia="微软雅黑" w:hAnsi="Source Code Pro Semibold"/>
           <w:sz w:val="24"/>
         </w:rPr>
       </w:pPr>
@@ -576,7 +587,7 @@
       <w:pPr>
         <w:spacing w:line="400" w:lineRule="exact"/>
         <w:rPr>
-          <w:rFonts w:ascii="Source Code Pro Semibold" w:eastAsia="微软雅黑" w:hAnsi="Source Code Pro Semibold" w:hint="eastAsia"/>
+          <w:rFonts w:ascii="Source Code Pro Semibold" w:eastAsia="微软雅黑" w:hAnsi="Source Code Pro Semibold"/>
           <w:sz w:val="24"/>
         </w:rPr>
       </w:pPr>
@@ -679,7 +690,7 @@
         <w:spacing w:line="400" w:lineRule="exact"/>
         <w:ind w:left="420" w:firstLine="420"/>
         <w:rPr>
-          <w:rFonts w:ascii="Source Code Pro Semibold" w:eastAsia="微软雅黑" w:hAnsi="Source Code Pro Semibold" w:hint="eastAsia"/>
+          <w:rFonts w:ascii="Source Code Pro Semibold" w:eastAsia="微软雅黑" w:hAnsi="Source Code Pro Semibold"/>
           <w:sz w:val="24"/>
         </w:rPr>
       </w:pPr>
@@ -746,7 +757,7 @@
       <w:pPr>
         <w:spacing w:line="400" w:lineRule="exact"/>
         <w:rPr>
-          <w:rFonts w:ascii="Source Code Pro Semibold" w:eastAsia="微软雅黑" w:hAnsi="Source Code Pro Semibold" w:hint="eastAsia"/>
+          <w:rFonts w:ascii="Source Code Pro Semibold" w:eastAsia="微软雅黑" w:hAnsi="Source Code Pro Semibold"/>
           <w:sz w:val="24"/>
         </w:rPr>
       </w:pPr>
@@ -769,14 +780,7 @@
           <w:rFonts w:ascii="Source Code Pro Semibold" w:eastAsia="微软雅黑" w:hAnsi="Source Code Pro Semibold" w:hint="eastAsia"/>
           <w:sz w:val="24"/>
         </w:rPr>
-        <w:t>每个卷积核的数值不同，</w:t>
-      </w:r>
-      <w:r>
-        <w:rPr>
-          <w:rFonts w:ascii="Source Code Pro Semibold" w:eastAsia="微软雅黑" w:hAnsi="Source Code Pro Semibold" w:hint="eastAsia"/>
-          <w:sz w:val="24"/>
-        </w:rPr>
-        <w:t>随机处理化时，要分别进行各自的参数更新</w:t>
+        <w:t>每个卷积核的数值不同，随机处理化时，要分别进行各自的参数更新</w:t>
       </w:r>
     </w:p>
     <w:p>
@@ -889,7 +893,7 @@
       <w:pPr>
         <w:spacing w:line="400" w:lineRule="exact"/>
         <w:rPr>
-          <w:rFonts w:ascii="Source Code Pro Semibold" w:eastAsia="微软雅黑" w:hAnsi="Source Code Pro Semibold" w:hint="eastAsia"/>
+          <w:rFonts w:ascii="Source Code Pro Semibold" w:eastAsia="微软雅黑" w:hAnsi="Source Code Pro Semibold"/>
           <w:sz w:val="24"/>
         </w:rPr>
       </w:pPr>
@@ -967,7 +971,7 @@
       <w:pPr>
         <w:spacing w:line="400" w:lineRule="exact"/>
         <w:rPr>
-          <w:rFonts w:ascii="Source Code Pro Semibold" w:eastAsia="微软雅黑" w:hAnsi="Source Code Pro Semibold" w:hint="eastAsia"/>
+          <w:rFonts w:ascii="Source Code Pro Semibold" w:eastAsia="微软雅黑" w:hAnsi="Source Code Pro Semibold"/>
           <w:sz w:val="24"/>
         </w:rPr>
       </w:pPr>
@@ -1235,7 +1239,1446 @@
       <w:pPr>
         <w:spacing w:line="400" w:lineRule="exact"/>
         <w:rPr>
-          <w:rFonts w:ascii="Source Code Pro Semibold" w:eastAsia="微软雅黑" w:hAnsi="Source Code Pro Semibold" w:hint="eastAsia"/>
+          <w:rFonts w:ascii="Source Code Pro Semibold" w:eastAsia="微软雅黑" w:hAnsi="Source Code Pro Semibold"/>
+          <w:sz w:val="24"/>
+        </w:rPr>
+      </w:pPr>
+    </w:p>
+    <w:p>
+      <w:pPr>
+        <w:spacing w:line="400" w:lineRule="exact"/>
+        <w:rPr>
+          <w:rFonts w:ascii="Source Code Pro Semibold" w:eastAsia="微软雅黑" w:hAnsi="Source Code Pro Semibold"/>
+          <w:sz w:val="24"/>
+        </w:rPr>
+      </w:pPr>
+      <w:r>
+        <w:rPr>
+          <w:noProof/>
+        </w:rPr>
+        <w:drawing>
+          <wp:anchor distT="0" distB="0" distL="114300" distR="114300" simplePos="0" relativeHeight="251659264" behindDoc="0" locked="0" layoutInCell="1" allowOverlap="1" wp14:anchorId="70CCDC9A" wp14:editId="38BA5546">
+            <wp:simplePos x="0" y="0"/>
+            <wp:positionH relativeFrom="margin">
+              <wp:align>center</wp:align>
+            </wp:positionH>
+            <wp:positionV relativeFrom="paragraph">
+              <wp:posOffset>294640</wp:posOffset>
+            </wp:positionV>
+            <wp:extent cx="2827020" cy="2152015"/>
+            <wp:effectExtent l="0" t="0" r="0" b="635"/>
+            <wp:wrapTopAndBottom/>
+            <wp:docPr id="350740897" name="图片 1"/>
+            <wp:cNvGraphicFramePr>
+              <a:graphicFrameLocks xmlns:a="http://schemas.openxmlformats.org/drawingml/2006/main" noChangeAspect="1"/>
+            </wp:cNvGraphicFramePr>
+            <a:graphic xmlns:a="http://schemas.openxmlformats.org/drawingml/2006/main">
+              <a:graphicData uri="http://schemas.openxmlformats.org/drawingml/2006/picture">
+                <pic:pic xmlns:pic="http://schemas.openxmlformats.org/drawingml/2006/picture">
+                  <pic:nvPicPr>
+                    <pic:cNvPr id="350740897" name=""/>
+                    <pic:cNvPicPr/>
+                  </pic:nvPicPr>
+                  <pic:blipFill>
+                    <a:blip r:embed="rId5">
+                      <a:extLst>
+                        <a:ext uri="{28A0092B-C50C-407E-A947-70E740481C1C}">
+                          <a14:useLocalDpi xmlns:a14="http://schemas.microsoft.com/office/drawing/2010/main" val="0"/>
+                        </a:ext>
+                      </a:extLst>
+                    </a:blip>
+                    <a:stretch>
+                      <a:fillRect/>
+                    </a:stretch>
+                  </pic:blipFill>
+                  <pic:spPr>
+                    <a:xfrm>
+                      <a:off x="0" y="0"/>
+                      <a:ext cx="2827020" cy="2152015"/>
+                    </a:xfrm>
+                    <a:prstGeom prst="rect">
+                      <a:avLst/>
+                    </a:prstGeom>
+                  </pic:spPr>
+                </pic:pic>
+              </a:graphicData>
+            </a:graphic>
+            <wp14:sizeRelH relativeFrom="margin">
+              <wp14:pctWidth>0</wp14:pctWidth>
+            </wp14:sizeRelH>
+            <wp14:sizeRelV relativeFrom="margin">
+              <wp14:pctHeight>0</wp14:pctHeight>
+            </wp14:sizeRelV>
+          </wp:anchor>
+        </w:drawing>
+      </w:r>
+      <w:r>
+        <w:rPr>
+          <w:rFonts w:ascii="Source Code Pro Semibold" w:eastAsia="微软雅黑" w:hAnsi="Source Code Pro Semibold" w:hint="eastAsia"/>
+          <w:sz w:val="24"/>
+        </w:rPr>
+        <w:t>11.</w:t>
+      </w:r>
+      <w:proofErr w:type="gramStart"/>
+      <w:r>
+        <w:rPr>
+          <w:rFonts w:ascii="Source Code Pro Semibold" w:eastAsia="微软雅黑" w:hAnsi="Source Code Pro Semibold" w:hint="eastAsia"/>
+          <w:sz w:val="24"/>
+        </w:rPr>
+        <w:t>池化层</w:t>
+      </w:r>
+      <w:proofErr w:type="gramEnd"/>
+      <w:r>
+        <w:rPr>
+          <w:rFonts w:ascii="Source Code Pro Semibold" w:eastAsia="微软雅黑" w:hAnsi="Source Code Pro Semibold" w:hint="eastAsia"/>
+          <w:sz w:val="24"/>
+        </w:rPr>
+        <w:t>，也就是压缩、下采样</w:t>
+      </w:r>
+    </w:p>
+    <w:p>
+      <w:pPr>
+        <w:spacing w:line="400" w:lineRule="exact"/>
+        <w:rPr>
+          <w:rFonts w:ascii="Source Code Pro Semibold" w:eastAsia="微软雅黑" w:hAnsi="Source Code Pro Semibold" w:hint="eastAsia"/>
+          <w:sz w:val="24"/>
+        </w:rPr>
+      </w:pPr>
+    </w:p>
+    <w:p>
+      <w:pPr>
+        <w:spacing w:line="400" w:lineRule="exact"/>
+        <w:rPr>
+          <w:rFonts w:ascii="Source Code Pro Semibold" w:eastAsia="微软雅黑" w:hAnsi="Source Code Pro Semibold" w:hint="eastAsia"/>
+          <w:sz w:val="24"/>
+        </w:rPr>
+      </w:pPr>
+      <w:r>
+        <w:rPr>
+          <w:rFonts w:ascii="Source Code Pro Semibold" w:eastAsia="微软雅黑" w:hAnsi="Source Code Pro Semibold"/>
+          <w:sz w:val="24"/>
+        </w:rPr>
+        <w:tab/>
+      </w:r>
+      <w:r>
+        <w:rPr>
+          <w:rFonts w:ascii="Source Code Pro Semibold" w:eastAsia="微软雅黑" w:hAnsi="Source Code Pro Semibold" w:hint="eastAsia"/>
+          <w:sz w:val="24"/>
+        </w:rPr>
+        <w:t>1.</w:t>
+      </w:r>
+      <w:r>
+        <w:rPr>
+          <w:rFonts w:ascii="Source Code Pro Semibold" w:eastAsia="微软雅黑" w:hAnsi="Source Code Pro Semibold" w:hint="eastAsia"/>
+          <w:sz w:val="24"/>
+        </w:rPr>
+        <w:t>没有矩阵运算</w:t>
+      </w:r>
+      <w:r>
+        <w:rPr>
+          <w:rFonts w:ascii="Source Code Pro Semibold" w:eastAsia="微软雅黑" w:hAnsi="Source Code Pro Semibold" w:hint="eastAsia"/>
+          <w:sz w:val="24"/>
+        </w:rPr>
+        <w:t>。</w:t>
+      </w:r>
+      <w:r>
+        <w:rPr>
+          <w:rFonts w:ascii="Source Code Pro Semibold" w:eastAsia="微软雅黑" w:hAnsi="Source Code Pro Semibold" w:hint="eastAsia"/>
+          <w:sz w:val="24"/>
+        </w:rPr>
+        <w:t>H</w:t>
+      </w:r>
+      <w:r>
+        <w:rPr>
+          <w:rFonts w:ascii="Source Code Pro Semibold" w:eastAsia="微软雅黑" w:hAnsi="Source Code Pro Semibold" w:hint="eastAsia"/>
+          <w:sz w:val="24"/>
+        </w:rPr>
+        <w:t>、</w:t>
+      </w:r>
+      <w:r>
+        <w:rPr>
+          <w:rFonts w:ascii="Source Code Pro Semibold" w:eastAsia="微软雅黑" w:hAnsi="Source Code Pro Semibold" w:hint="eastAsia"/>
+          <w:sz w:val="24"/>
+        </w:rPr>
+        <w:t>W</w:t>
+      </w:r>
+      <w:r>
+        <w:rPr>
+          <w:rFonts w:ascii="Source Code Pro Semibold" w:eastAsia="微软雅黑" w:hAnsi="Source Code Pro Semibold" w:hint="eastAsia"/>
+          <w:sz w:val="24"/>
+        </w:rPr>
+        <w:t>都变为原来的一半</w:t>
+      </w:r>
+    </w:p>
+    <w:p>
+      <w:pPr>
+        <w:spacing w:line="400" w:lineRule="exact"/>
+        <w:rPr>
+          <w:rFonts w:ascii="Source Code Pro Semibold" w:eastAsia="微软雅黑" w:hAnsi="Source Code Pro Semibold"/>
+          <w:sz w:val="24"/>
+        </w:rPr>
+      </w:pPr>
+      <w:r>
+        <w:rPr>
+          <w:noProof/>
+        </w:rPr>
+        <w:drawing>
+          <wp:anchor distT="0" distB="0" distL="114300" distR="114300" simplePos="0" relativeHeight="251660288" behindDoc="0" locked="0" layoutInCell="1" allowOverlap="1" wp14:anchorId="1371AFBC" wp14:editId="0CC2776E">
+            <wp:simplePos x="0" y="0"/>
+            <wp:positionH relativeFrom="margin">
+              <wp:align>left</wp:align>
+            </wp:positionH>
+            <wp:positionV relativeFrom="paragraph">
+              <wp:posOffset>354330</wp:posOffset>
+            </wp:positionV>
+            <wp:extent cx="5905500" cy="1746250"/>
+            <wp:effectExtent l="0" t="0" r="0" b="6350"/>
+            <wp:wrapTopAndBottom/>
+            <wp:docPr id="511496762" name="图片 1" descr="图片包含 瀑布图&#10;&#10;AI 生成的内容可能不正确。"/>
+            <wp:cNvGraphicFramePr>
+              <a:graphicFrameLocks xmlns:a="http://schemas.openxmlformats.org/drawingml/2006/main" noChangeAspect="1"/>
+            </wp:cNvGraphicFramePr>
+            <a:graphic xmlns:a="http://schemas.openxmlformats.org/drawingml/2006/main">
+              <a:graphicData uri="http://schemas.openxmlformats.org/drawingml/2006/picture">
+                <pic:pic xmlns:pic="http://schemas.openxmlformats.org/drawingml/2006/picture">
+                  <pic:nvPicPr>
+                    <pic:cNvPr id="511496762" name="图片 1" descr="图片包含 瀑布图&#10;&#10;AI 生成的内容可能不正确。"/>
+                    <pic:cNvPicPr/>
+                  </pic:nvPicPr>
+                  <pic:blipFill>
+                    <a:blip r:embed="rId6">
+                      <a:extLst>
+                        <a:ext uri="{28A0092B-C50C-407E-A947-70E740481C1C}">
+                          <a14:useLocalDpi xmlns:a14="http://schemas.microsoft.com/office/drawing/2010/main" val="0"/>
+                        </a:ext>
+                      </a:extLst>
+                    </a:blip>
+                    <a:stretch>
+                      <a:fillRect/>
+                    </a:stretch>
+                  </pic:blipFill>
+                  <pic:spPr>
+                    <a:xfrm>
+                      <a:off x="0" y="0"/>
+                      <a:ext cx="5905500" cy="1746250"/>
+                    </a:xfrm>
+                    <a:prstGeom prst="rect">
+                      <a:avLst/>
+                    </a:prstGeom>
+                  </pic:spPr>
+                </pic:pic>
+              </a:graphicData>
+            </a:graphic>
+            <wp14:sizeRelH relativeFrom="margin">
+              <wp14:pctWidth>0</wp14:pctWidth>
+            </wp14:sizeRelH>
+            <wp14:sizeRelV relativeFrom="margin">
+              <wp14:pctHeight>0</wp14:pctHeight>
+            </wp14:sizeRelV>
+          </wp:anchor>
+        </w:drawing>
+      </w:r>
+      <w:r>
+        <w:rPr>
+          <w:rFonts w:ascii="Source Code Pro Semibold" w:eastAsia="微软雅黑" w:hAnsi="Source Code Pro Semibold"/>
+          <w:sz w:val="24"/>
+        </w:rPr>
+        <w:tab/>
+      </w:r>
+      <w:r>
+        <w:rPr>
+          <w:rFonts w:ascii="Source Code Pro Semibold" w:eastAsia="微软雅黑" w:hAnsi="Source Code Pro Semibold" w:hint="eastAsia"/>
+          <w:sz w:val="24"/>
+        </w:rPr>
+        <w:t>2.</w:t>
+      </w:r>
+      <w:r>
+        <w:rPr>
+          <w:rFonts w:ascii="Source Code Pro Semibold" w:eastAsia="微软雅黑" w:hAnsi="Source Code Pro Semibold" w:hint="eastAsia"/>
+          <w:sz w:val="24"/>
+        </w:rPr>
+        <w:t>默认采用最大池化</w:t>
+      </w:r>
+    </w:p>
+    <w:p>
+      <w:pPr>
+        <w:spacing w:line="400" w:lineRule="exact"/>
+        <w:rPr>
+          <w:rFonts w:ascii="Source Code Pro Semibold" w:eastAsia="微软雅黑" w:hAnsi="Source Code Pro Semibold"/>
+          <w:sz w:val="24"/>
+        </w:rPr>
+      </w:pPr>
+      <w:r>
+        <w:rPr>
+          <w:rFonts w:ascii="Source Code Pro Semibold" w:eastAsia="微软雅黑" w:hAnsi="Source Code Pro Semibold" w:hint="eastAsia"/>
+          <w:sz w:val="24"/>
+        </w:rPr>
+        <w:t>12.</w:t>
+      </w:r>
+      <w:r>
+        <w:rPr>
+          <w:rFonts w:ascii="Source Code Pro Semibold" w:eastAsia="微软雅黑" w:hAnsi="Source Code Pro Semibold" w:hint="eastAsia"/>
+          <w:sz w:val="24"/>
+        </w:rPr>
+        <w:t>计算层数时，只有带参数的才算</w:t>
+      </w:r>
+    </w:p>
+    <w:p>
+      <w:pPr>
+        <w:spacing w:line="400" w:lineRule="exact"/>
+        <w:rPr>
+          <w:rFonts w:ascii="Source Code Pro Semibold" w:eastAsia="微软雅黑" w:hAnsi="Source Code Pro Semibold"/>
+          <w:sz w:val="24"/>
+        </w:rPr>
+      </w:pPr>
+      <w:r>
+        <w:rPr>
+          <w:rFonts w:ascii="Source Code Pro Semibold" w:eastAsia="微软雅黑" w:hAnsi="Source Code Pro Semibold" w:hint="eastAsia"/>
+          <w:sz w:val="24"/>
+        </w:rPr>
+        <w:t>卷积层</w:t>
+      </w:r>
+      <w:r>
+        <w:rPr>
+          <w:rFonts w:ascii="Source Code Pro Semibold" w:eastAsia="微软雅黑" w:hAnsi="Source Code Pro Semibold" w:hint="eastAsia"/>
+          <w:sz w:val="24"/>
+        </w:rPr>
+        <w:t>CONV</w:t>
+      </w:r>
+      <w:r>
+        <w:rPr>
+          <w:rFonts w:ascii="Source Code Pro Semibold" w:eastAsia="微软雅黑" w:hAnsi="Source Code Pro Semibold" w:hint="eastAsia"/>
+          <w:sz w:val="24"/>
+        </w:rPr>
+        <w:t>、全连接层</w:t>
+      </w:r>
+      <w:r>
+        <w:rPr>
+          <w:rFonts w:ascii="Source Code Pro Semibold" w:eastAsia="微软雅黑" w:hAnsi="Source Code Pro Semibold" w:hint="eastAsia"/>
+          <w:sz w:val="24"/>
+        </w:rPr>
+        <w:t>FC</w:t>
+      </w:r>
+      <w:r>
+        <w:rPr>
+          <w:rFonts w:ascii="Source Code Pro Semibold" w:eastAsia="微软雅黑" w:hAnsi="Source Code Pro Semibold" w:hint="eastAsia"/>
+          <w:sz w:val="24"/>
+        </w:rPr>
+        <w:t>算入</w:t>
+      </w:r>
+    </w:p>
+    <w:p>
+      <w:pPr>
+        <w:spacing w:line="400" w:lineRule="exact"/>
+        <w:rPr>
+          <w:rFonts w:ascii="Source Code Pro Semibold" w:eastAsia="微软雅黑" w:hAnsi="Source Code Pro Semibold"/>
+          <w:sz w:val="24"/>
+        </w:rPr>
+      </w:pPr>
+      <w:r>
+        <w:rPr>
+          <w:rFonts w:ascii="Source Code Pro Semibold" w:eastAsia="微软雅黑" w:hAnsi="Source Code Pro Semibold" w:hint="eastAsia"/>
+          <w:sz w:val="24"/>
+        </w:rPr>
+        <w:t>激活层</w:t>
+      </w:r>
+      <w:r>
+        <w:rPr>
+          <w:rFonts w:ascii="Source Code Pro Semibold" w:eastAsia="微软雅黑" w:hAnsi="Source Code Pro Semibold" w:hint="eastAsia"/>
+          <w:sz w:val="24"/>
+        </w:rPr>
+        <w:t>RELU</w:t>
+      </w:r>
+      <w:r>
+        <w:rPr>
+          <w:rFonts w:ascii="Source Code Pro Semibold" w:eastAsia="微软雅黑" w:hAnsi="Source Code Pro Semibold" w:hint="eastAsia"/>
+          <w:sz w:val="24"/>
+        </w:rPr>
+        <w:t>、池化层</w:t>
+      </w:r>
+      <w:r>
+        <w:rPr>
+          <w:rFonts w:ascii="Source Code Pro Semibold" w:eastAsia="微软雅黑" w:hAnsi="Source Code Pro Semibold" w:hint="eastAsia"/>
+          <w:sz w:val="24"/>
+        </w:rPr>
+        <w:t>POOL</w:t>
+      </w:r>
+      <w:r>
+        <w:rPr>
+          <w:rFonts w:ascii="Source Code Pro Semibold" w:eastAsia="微软雅黑" w:hAnsi="Source Code Pro Semibold" w:hint="eastAsia"/>
+          <w:sz w:val="24"/>
+        </w:rPr>
+        <w:t>不算</w:t>
+      </w:r>
+    </w:p>
+    <w:p>
+      <w:pPr>
+        <w:spacing w:line="400" w:lineRule="exact"/>
+        <w:rPr>
+          <w:rFonts w:ascii="Source Code Pro Semibold" w:eastAsia="微软雅黑" w:hAnsi="Source Code Pro Semibold"/>
+          <w:sz w:val="24"/>
+        </w:rPr>
+      </w:pPr>
+      <w:r>
+        <w:rPr>
+          <w:rFonts w:ascii="Source Code Pro Semibold" w:eastAsia="微软雅黑" w:hAnsi="Source Code Pro Semibold" w:hint="eastAsia"/>
+          <w:sz w:val="24"/>
+        </w:rPr>
+        <w:t>13.</w:t>
+      </w:r>
+      <w:r>
+        <w:rPr>
+          <w:rFonts w:ascii="Source Code Pro Semibold" w:eastAsia="微软雅黑" w:hAnsi="Source Code Pro Semibold" w:hint="eastAsia"/>
+          <w:sz w:val="24"/>
+        </w:rPr>
+        <w:t>特征图变化：</w:t>
+      </w:r>
+    </w:p>
+    <w:p>
+      <w:pPr>
+        <w:spacing w:line="400" w:lineRule="exact"/>
+        <w:rPr>
+          <w:rFonts w:ascii="Source Code Pro Semibold" w:eastAsia="微软雅黑" w:hAnsi="Source Code Pro Semibold" w:hint="eastAsia"/>
+          <w:sz w:val="24"/>
+        </w:rPr>
+      </w:pPr>
+      <w:r>
+        <w:rPr>
+          <w:rFonts w:ascii="Source Code Pro Semibold" w:eastAsia="微软雅黑" w:hAnsi="Source Code Pro Semibold" w:hint="eastAsia"/>
+          <w:sz w:val="24"/>
+        </w:rPr>
+        <w:t>不管怎么卷积、池化，最后都要把</w:t>
+      </w:r>
+      <w:r>
+        <w:rPr>
+          <w:rFonts w:ascii="Source Code Pro Semibold" w:eastAsia="微软雅黑" w:hAnsi="Source Code Pro Semibold" w:hint="eastAsia"/>
+          <w:sz w:val="24"/>
+        </w:rPr>
+        <w:t>3</w:t>
+      </w:r>
+      <w:r>
+        <w:rPr>
+          <w:rFonts w:ascii="Source Code Pro Semibold" w:eastAsia="微软雅黑" w:hAnsi="Source Code Pro Semibold" w:hint="eastAsia"/>
+          <w:sz w:val="24"/>
+        </w:rPr>
+        <w:t>维张量，转换成</w:t>
+      </w:r>
+      <w:r>
+        <w:rPr>
+          <w:rFonts w:ascii="Source Code Pro Semibold" w:eastAsia="微软雅黑" w:hAnsi="Source Code Pro Semibold" w:hint="eastAsia"/>
+          <w:sz w:val="24"/>
+        </w:rPr>
+        <w:t>1</w:t>
+      </w:r>
+      <w:r>
+        <w:rPr>
+          <w:rFonts w:ascii="Source Code Pro Semibold" w:eastAsia="微软雅黑" w:hAnsi="Source Code Pro Semibold" w:hint="eastAsia"/>
+          <w:sz w:val="24"/>
+        </w:rPr>
+        <w:t>个向量，这样才能</w:t>
+      </w:r>
+      <w:proofErr w:type="gramStart"/>
+      <w:r>
+        <w:rPr>
+          <w:rFonts w:ascii="Source Code Pro Semibold" w:eastAsia="微软雅黑" w:hAnsi="Source Code Pro Semibold" w:hint="eastAsia"/>
+          <w:sz w:val="24"/>
+        </w:rPr>
+        <w:t>接上全</w:t>
+      </w:r>
+      <w:proofErr w:type="gramEnd"/>
+      <w:r>
+        <w:rPr>
+          <w:rFonts w:ascii="Source Code Pro Semibold" w:eastAsia="微软雅黑" w:hAnsi="Source Code Pro Semibold" w:hint="eastAsia"/>
+          <w:sz w:val="24"/>
+        </w:rPr>
+        <w:t>连接层</w:t>
+      </w:r>
+    </w:p>
+    <w:p>
+      <w:pPr>
+        <w:spacing w:line="400" w:lineRule="exact"/>
+        <w:rPr>
+          <w:rFonts w:ascii="Source Code Pro Semibold" w:eastAsia="微软雅黑" w:hAnsi="Source Code Pro Semibold"/>
+          <w:sz w:val="24"/>
+        </w:rPr>
+      </w:pPr>
+    </w:p>
+    <w:p>
+      <w:pPr>
+        <w:spacing w:line="400" w:lineRule="exact"/>
+        <w:rPr>
+          <w:rFonts w:ascii="Source Code Pro Semibold" w:eastAsia="微软雅黑" w:hAnsi="Source Code Pro Semibold" w:hint="eastAsia"/>
+          <w:sz w:val="24"/>
+        </w:rPr>
+      </w:pPr>
+    </w:p>
+    <w:p>
+      <w:pPr>
+        <w:spacing w:line="400" w:lineRule="exact"/>
+        <w:rPr>
+          <w:rFonts w:ascii="Source Code Pro Semibold" w:eastAsia="微软雅黑" w:hAnsi="Source Code Pro Semibold" w:hint="eastAsia"/>
+          <w:sz w:val="24"/>
+        </w:rPr>
+      </w:pPr>
+      <w:r>
+        <w:rPr>
+          <w:noProof/>
+        </w:rPr>
+        <w:lastRenderedPageBreak/>
+        <w:drawing>
+          <wp:anchor distT="0" distB="0" distL="114300" distR="114300" simplePos="0" relativeHeight="251661312" behindDoc="0" locked="0" layoutInCell="1" allowOverlap="1" wp14:anchorId="7F144F8F" wp14:editId="6893A2C7">
+            <wp:simplePos x="0" y="0"/>
+            <wp:positionH relativeFrom="margin">
+              <wp:align>left</wp:align>
+            </wp:positionH>
+            <wp:positionV relativeFrom="paragraph">
+              <wp:posOffset>3175</wp:posOffset>
+            </wp:positionV>
+            <wp:extent cx="6164580" cy="1897380"/>
+            <wp:effectExtent l="0" t="0" r="7620" b="7620"/>
+            <wp:wrapTopAndBottom/>
+            <wp:docPr id="585752578" name="图片 1" descr="图示&#10;&#10;AI 生成的内容可能不正确。"/>
+            <wp:cNvGraphicFramePr>
+              <a:graphicFrameLocks xmlns:a="http://schemas.openxmlformats.org/drawingml/2006/main" noChangeAspect="1"/>
+            </wp:cNvGraphicFramePr>
+            <a:graphic xmlns:a="http://schemas.openxmlformats.org/drawingml/2006/main">
+              <a:graphicData uri="http://schemas.openxmlformats.org/drawingml/2006/picture">
+                <pic:pic xmlns:pic="http://schemas.openxmlformats.org/drawingml/2006/picture">
+                  <pic:nvPicPr>
+                    <pic:cNvPr id="585752578" name="图片 1" descr="图示&#10;&#10;AI 生成的内容可能不正确。"/>
+                    <pic:cNvPicPr/>
+                  </pic:nvPicPr>
+                  <pic:blipFill>
+                    <a:blip r:embed="rId7">
+                      <a:extLst>
+                        <a:ext uri="{28A0092B-C50C-407E-A947-70E740481C1C}">
+                          <a14:useLocalDpi xmlns:a14="http://schemas.microsoft.com/office/drawing/2010/main" val="0"/>
+                        </a:ext>
+                      </a:extLst>
+                    </a:blip>
+                    <a:stretch>
+                      <a:fillRect/>
+                    </a:stretch>
+                  </pic:blipFill>
+                  <pic:spPr>
+                    <a:xfrm>
+                      <a:off x="0" y="0"/>
+                      <a:ext cx="6164580" cy="1897380"/>
+                    </a:xfrm>
+                    <a:prstGeom prst="rect">
+                      <a:avLst/>
+                    </a:prstGeom>
+                  </pic:spPr>
+                </pic:pic>
+              </a:graphicData>
+            </a:graphic>
+            <wp14:sizeRelH relativeFrom="margin">
+              <wp14:pctWidth>0</wp14:pctWidth>
+            </wp14:sizeRelH>
+            <wp14:sizeRelV relativeFrom="margin">
+              <wp14:pctHeight>0</wp14:pctHeight>
+            </wp14:sizeRelV>
+          </wp:anchor>
+        </w:drawing>
+      </w:r>
+    </w:p>
+    <w:p>
+      <w:pPr>
+        <w:spacing w:line="400" w:lineRule="exact"/>
+        <w:rPr>
+          <w:rFonts w:ascii="Source Code Pro Semibold" w:eastAsia="微软雅黑" w:hAnsi="Source Code Pro Semibold"/>
+          <w:sz w:val="24"/>
+        </w:rPr>
+      </w:pPr>
+      <w:r>
+        <w:rPr>
+          <w:noProof/>
+        </w:rPr>
+        <w:drawing>
+          <wp:anchor distT="0" distB="0" distL="114300" distR="114300" simplePos="0" relativeHeight="251663360" behindDoc="0" locked="0" layoutInCell="1" allowOverlap="1" wp14:anchorId="0C7A80C0" wp14:editId="5AC65641">
+            <wp:simplePos x="0" y="0"/>
+            <wp:positionH relativeFrom="margin">
+              <wp:align>left</wp:align>
+            </wp:positionH>
+            <wp:positionV relativeFrom="paragraph">
+              <wp:posOffset>2432685</wp:posOffset>
+            </wp:positionV>
+            <wp:extent cx="6019800" cy="2164080"/>
+            <wp:effectExtent l="0" t="0" r="0" b="7620"/>
+            <wp:wrapTopAndBottom/>
+            <wp:docPr id="1017233317" name="图片 1"/>
+            <wp:cNvGraphicFramePr>
+              <a:graphicFrameLocks xmlns:a="http://schemas.openxmlformats.org/drawingml/2006/main" noChangeAspect="1"/>
+            </wp:cNvGraphicFramePr>
+            <a:graphic xmlns:a="http://schemas.openxmlformats.org/drawingml/2006/main">
+              <a:graphicData uri="http://schemas.openxmlformats.org/drawingml/2006/picture">
+                <pic:pic xmlns:pic="http://schemas.openxmlformats.org/drawingml/2006/picture">
+                  <pic:nvPicPr>
+                    <pic:cNvPr id="1017233317" name=""/>
+                    <pic:cNvPicPr/>
+                  </pic:nvPicPr>
+                  <pic:blipFill>
+                    <a:blip r:embed="rId8">
+                      <a:extLst>
+                        <a:ext uri="{28A0092B-C50C-407E-A947-70E740481C1C}">
+                          <a14:useLocalDpi xmlns:a14="http://schemas.microsoft.com/office/drawing/2010/main" val="0"/>
+                        </a:ext>
+                      </a:extLst>
+                    </a:blip>
+                    <a:stretch>
+                      <a:fillRect/>
+                    </a:stretch>
+                  </pic:blipFill>
+                  <pic:spPr>
+                    <a:xfrm>
+                      <a:off x="0" y="0"/>
+                      <a:ext cx="6019800" cy="2164080"/>
+                    </a:xfrm>
+                    <a:prstGeom prst="rect">
+                      <a:avLst/>
+                    </a:prstGeom>
+                  </pic:spPr>
+                </pic:pic>
+              </a:graphicData>
+            </a:graphic>
+            <wp14:sizeRelH relativeFrom="margin">
+              <wp14:pctWidth>0</wp14:pctWidth>
+            </wp14:sizeRelH>
+            <wp14:sizeRelV relativeFrom="margin">
+              <wp14:pctHeight>0</wp14:pctHeight>
+            </wp14:sizeRelV>
+          </wp:anchor>
+        </w:drawing>
+      </w:r>
+      <w:r>
+        <w:rPr>
+          <w:noProof/>
+        </w:rPr>
+        <w:drawing>
+          <wp:anchor distT="0" distB="0" distL="114300" distR="114300" simplePos="0" relativeHeight="251662336" behindDoc="0" locked="0" layoutInCell="1" allowOverlap="1" wp14:anchorId="740EEA23" wp14:editId="0D9812B3">
+            <wp:simplePos x="0" y="0"/>
+            <wp:positionH relativeFrom="margin">
+              <wp:align>left</wp:align>
+            </wp:positionH>
+            <wp:positionV relativeFrom="paragraph">
+              <wp:posOffset>291465</wp:posOffset>
+            </wp:positionV>
+            <wp:extent cx="6004560" cy="2159000"/>
+            <wp:effectExtent l="0" t="0" r="0" b="0"/>
+            <wp:wrapTopAndBottom/>
+            <wp:docPr id="284086102" name="图片 1" descr="图表, 箱线图&#10;&#10;AI 生成的内容可能不正确。"/>
+            <wp:cNvGraphicFramePr>
+              <a:graphicFrameLocks xmlns:a="http://schemas.openxmlformats.org/drawingml/2006/main" noChangeAspect="1"/>
+            </wp:cNvGraphicFramePr>
+            <a:graphic xmlns:a="http://schemas.openxmlformats.org/drawingml/2006/main">
+              <a:graphicData uri="http://schemas.openxmlformats.org/drawingml/2006/picture">
+                <pic:pic xmlns:pic="http://schemas.openxmlformats.org/drawingml/2006/picture">
+                  <pic:nvPicPr>
+                    <pic:cNvPr id="284086102" name="图片 1" descr="图表, 箱线图&#10;&#10;AI 生成的内容可能不正确。"/>
+                    <pic:cNvPicPr/>
+                  </pic:nvPicPr>
+                  <pic:blipFill>
+                    <a:blip r:embed="rId9">
+                      <a:extLst>
+                        <a:ext uri="{28A0092B-C50C-407E-A947-70E740481C1C}">
+                          <a14:useLocalDpi xmlns:a14="http://schemas.microsoft.com/office/drawing/2010/main" val="0"/>
+                        </a:ext>
+                      </a:extLst>
+                    </a:blip>
+                    <a:stretch>
+                      <a:fillRect/>
+                    </a:stretch>
+                  </pic:blipFill>
+                  <pic:spPr>
+                    <a:xfrm>
+                      <a:off x="0" y="0"/>
+                      <a:ext cx="6004560" cy="2159000"/>
+                    </a:xfrm>
+                    <a:prstGeom prst="rect">
+                      <a:avLst/>
+                    </a:prstGeom>
+                  </pic:spPr>
+                </pic:pic>
+              </a:graphicData>
+            </a:graphic>
+            <wp14:sizeRelH relativeFrom="margin">
+              <wp14:pctWidth>0</wp14:pctWidth>
+            </wp14:sizeRelH>
+            <wp14:sizeRelV relativeFrom="margin">
+              <wp14:pctHeight>0</wp14:pctHeight>
+            </wp14:sizeRelV>
+          </wp:anchor>
+        </w:drawing>
+      </w:r>
+      <w:r>
+        <w:rPr>
+          <w:rFonts w:ascii="Source Code Pro Semibold" w:eastAsia="微软雅黑" w:hAnsi="Source Code Pro Semibold" w:hint="eastAsia"/>
+          <w:sz w:val="24"/>
+        </w:rPr>
+        <w:t>14.</w:t>
+      </w:r>
+      <w:r>
+        <w:rPr>
+          <w:rFonts w:ascii="Source Code Pro Semibold" w:eastAsia="微软雅黑" w:hAnsi="Source Code Pro Semibold" w:hint="eastAsia"/>
+          <w:sz w:val="24"/>
+        </w:rPr>
+        <w:t>感受野</w:t>
+      </w:r>
+    </w:p>
+    <w:p>
+      <w:pPr>
+        <w:widowControl/>
+        <w:jc w:val="left"/>
+        <w:rPr>
+          <w:rFonts w:ascii="Source Code Pro Semibold" w:eastAsia="微软雅黑" w:hAnsi="Source Code Pro Semibold"/>
+          <w:sz w:val="24"/>
+        </w:rPr>
+      </w:pPr>
+      <w:r>
+        <w:rPr>
+          <w:rFonts w:ascii="Source Code Pro Semibold" w:eastAsia="微软雅黑" w:hAnsi="Source Code Pro Semibold"/>
+          <w:sz w:val="24"/>
+        </w:rPr>
+        <w:br w:type="page"/>
+      </w:r>
+    </w:p>
+    <w:p>
+      <w:pPr>
+        <w:spacing w:line="400" w:lineRule="exact"/>
+        <w:rPr>
+          <w:rFonts w:ascii="Source Code Pro Semibold" w:eastAsia="微软雅黑" w:hAnsi="Source Code Pro Semibold" w:hint="eastAsia"/>
+          <w:sz w:val="24"/>
+        </w:rPr>
+      </w:pPr>
+      <w:r>
+        <w:rPr>
+          <w:noProof/>
+        </w:rPr>
+        <w:lastRenderedPageBreak/>
+        <w:drawing>
+          <wp:anchor distT="0" distB="0" distL="114300" distR="114300" simplePos="0" relativeHeight="251664384" behindDoc="0" locked="0" layoutInCell="1" allowOverlap="1" wp14:anchorId="2C3E564B" wp14:editId="708EE0A9">
+            <wp:simplePos x="0" y="0"/>
+            <wp:positionH relativeFrom="margin">
+              <wp:align>center</wp:align>
+            </wp:positionH>
+            <wp:positionV relativeFrom="paragraph">
+              <wp:posOffset>284480</wp:posOffset>
+            </wp:positionV>
+            <wp:extent cx="3642360" cy="3684270"/>
+            <wp:effectExtent l="0" t="0" r="0" b="0"/>
+            <wp:wrapTopAndBottom/>
+            <wp:docPr id="614523704" name="图片 1"/>
+            <wp:cNvGraphicFramePr>
+              <a:graphicFrameLocks xmlns:a="http://schemas.openxmlformats.org/drawingml/2006/main" noChangeAspect="1"/>
+            </wp:cNvGraphicFramePr>
+            <a:graphic xmlns:a="http://schemas.openxmlformats.org/drawingml/2006/main">
+              <a:graphicData uri="http://schemas.openxmlformats.org/drawingml/2006/picture">
+                <pic:pic xmlns:pic="http://schemas.openxmlformats.org/drawingml/2006/picture">
+                  <pic:nvPicPr>
+                    <pic:cNvPr id="614523704" name=""/>
+                    <pic:cNvPicPr/>
+                  </pic:nvPicPr>
+                  <pic:blipFill>
+                    <a:blip r:embed="rId10">
+                      <a:extLst>
+                        <a:ext uri="{28A0092B-C50C-407E-A947-70E740481C1C}">
+                          <a14:useLocalDpi xmlns:a14="http://schemas.microsoft.com/office/drawing/2010/main" val="0"/>
+                        </a:ext>
+                      </a:extLst>
+                    </a:blip>
+                    <a:stretch>
+                      <a:fillRect/>
+                    </a:stretch>
+                  </pic:blipFill>
+                  <pic:spPr>
+                    <a:xfrm>
+                      <a:off x="0" y="0"/>
+                      <a:ext cx="3642360" cy="3684270"/>
+                    </a:xfrm>
+                    <a:prstGeom prst="rect">
+                      <a:avLst/>
+                    </a:prstGeom>
+                  </pic:spPr>
+                </pic:pic>
+              </a:graphicData>
+            </a:graphic>
+            <wp14:sizeRelH relativeFrom="margin">
+              <wp14:pctWidth>0</wp14:pctWidth>
+            </wp14:sizeRelH>
+            <wp14:sizeRelV relativeFrom="margin">
+              <wp14:pctHeight>0</wp14:pctHeight>
+            </wp14:sizeRelV>
+          </wp:anchor>
+        </w:drawing>
+      </w:r>
+      <w:r>
+        <w:rPr>
+          <w:rFonts w:ascii="Source Code Pro Semibold" w:eastAsia="微软雅黑" w:hAnsi="Source Code Pro Semibold" w:hint="eastAsia"/>
+          <w:sz w:val="24"/>
+        </w:rPr>
+        <w:t>1</w:t>
+      </w:r>
+      <w:r>
+        <w:rPr>
+          <w:rFonts w:ascii="Source Code Pro Semibold" w:eastAsia="微软雅黑" w:hAnsi="Source Code Pro Semibold" w:hint="eastAsia"/>
+          <w:sz w:val="24"/>
+        </w:rPr>
+        <w:t>5</w:t>
+      </w:r>
+      <w:r>
+        <w:rPr>
+          <w:rFonts w:ascii="Source Code Pro Semibold" w:eastAsia="微软雅黑" w:hAnsi="Source Code Pro Semibold" w:hint="eastAsia"/>
+          <w:sz w:val="24"/>
+        </w:rPr>
+        <w:t>.VGG:</w:t>
+      </w:r>
+      <w:r>
+        <w:rPr>
+          <w:rFonts w:ascii="Source Code Pro Semibold" w:eastAsia="微软雅黑" w:hAnsi="Source Code Pro Semibold" w:hint="eastAsia"/>
+          <w:sz w:val="24"/>
+        </w:rPr>
+        <w:t>主流</w:t>
+      </w:r>
+      <w:r>
+        <w:rPr>
+          <w:rFonts w:ascii="Source Code Pro Semibold" w:eastAsia="微软雅黑" w:hAnsi="Source Code Pro Semibold" w:hint="eastAsia"/>
+          <w:sz w:val="24"/>
+        </w:rPr>
+        <w:t>D</w:t>
+      </w:r>
+      <w:r>
+        <w:rPr>
+          <w:rFonts w:ascii="Source Code Pro Semibold" w:eastAsia="微软雅黑" w:hAnsi="Source Code Pro Semibold" w:hint="eastAsia"/>
+          <w:sz w:val="24"/>
+        </w:rPr>
+        <w:t>版本</w:t>
+      </w:r>
+    </w:p>
+    <w:p>
+      <w:pPr>
+        <w:spacing w:line="400" w:lineRule="exact"/>
+        <w:rPr>
+          <w:rFonts w:ascii="Source Code Pro Semibold" w:eastAsia="微软雅黑" w:hAnsi="Source Code Pro Semibold"/>
+          <w:sz w:val="24"/>
+        </w:rPr>
+      </w:pPr>
+      <w:r>
+        <w:rPr>
+          <w:rFonts w:ascii="Source Code Pro Semibold" w:eastAsia="微软雅黑" w:hAnsi="Source Code Pro Semibold" w:hint="eastAsia"/>
+          <w:sz w:val="24"/>
+        </w:rPr>
+        <w:t>特点：</w:t>
+      </w:r>
+      <w:r>
+        <w:rPr>
+          <w:rFonts w:ascii="Source Code Pro Semibold" w:eastAsia="微软雅黑" w:hAnsi="Source Code Pro Semibold" w:hint="eastAsia"/>
+          <w:sz w:val="24"/>
+        </w:rPr>
+        <w:t>POOLING</w:t>
+      </w:r>
+      <w:r>
+        <w:rPr>
+          <w:rFonts w:ascii="Source Code Pro Semibold" w:eastAsia="微软雅黑" w:hAnsi="Source Code Pro Semibold" w:hint="eastAsia"/>
+          <w:sz w:val="24"/>
+        </w:rPr>
+        <w:t>会使特征数量变为原来的</w:t>
+      </w:r>
+      <w:r>
+        <w:rPr>
+          <w:rFonts w:ascii="Source Code Pro Semibold" w:eastAsia="微软雅黑" w:hAnsi="Source Code Pro Semibold" w:hint="eastAsia"/>
+          <w:sz w:val="24"/>
+        </w:rPr>
+        <w:t>1/4</w:t>
+      </w:r>
+      <w:r>
+        <w:rPr>
+          <w:rFonts w:ascii="Source Code Pro Semibold" w:eastAsia="微软雅黑" w:hAnsi="Source Code Pro Semibold" w:hint="eastAsia"/>
+          <w:sz w:val="24"/>
+        </w:rPr>
+        <w:t>，特征变少了</w:t>
+      </w:r>
+      <w:r>
+        <w:rPr>
+          <w:rFonts w:ascii="Source Code Pro Semibold" w:eastAsia="微软雅黑" w:hAnsi="Source Code Pro Semibold" w:hint="eastAsia"/>
+          <w:sz w:val="24"/>
+        </w:rPr>
+        <w:t>。于是，在下一次卷积，</w:t>
+      </w:r>
+      <w:proofErr w:type="gramStart"/>
+      <w:r>
+        <w:rPr>
+          <w:rFonts w:ascii="Source Code Pro Semibold" w:eastAsia="微软雅黑" w:hAnsi="Source Code Pro Semibold" w:hint="eastAsia"/>
+          <w:sz w:val="24"/>
+        </w:rPr>
+        <w:t>使特征图</w:t>
+      </w:r>
+      <w:proofErr w:type="gramEnd"/>
+      <w:r>
+        <w:rPr>
+          <w:rFonts w:ascii="Source Code Pro Semibold" w:eastAsia="微软雅黑" w:hAnsi="Source Code Pro Semibold" w:hint="eastAsia"/>
+          <w:sz w:val="24"/>
+        </w:rPr>
+        <w:t>的数量翻倍</w:t>
+      </w:r>
+    </w:p>
+    <w:p>
+      <w:pPr>
+        <w:spacing w:line="400" w:lineRule="exact"/>
+        <w:rPr>
+          <w:rFonts w:ascii="Source Code Pro Semibold" w:eastAsia="微软雅黑" w:hAnsi="Source Code Pro Semibold" w:hint="eastAsia"/>
+          <w:sz w:val="24"/>
+        </w:rPr>
+      </w:pPr>
+      <w:r>
+        <w:rPr>
+          <w:rFonts w:ascii="Source Code Pro Semibold" w:eastAsia="微软雅黑" w:hAnsi="Source Code Pro Semibold" w:hint="eastAsia"/>
+          <w:sz w:val="24"/>
+        </w:rPr>
+        <w:t>卷积</w:t>
+      </w:r>
+      <w:proofErr w:type="gramStart"/>
+      <w:r>
+        <w:rPr>
+          <w:rFonts w:ascii="Source Code Pro Semibold" w:eastAsia="微软雅黑" w:hAnsi="Source Code Pro Semibold" w:hint="eastAsia"/>
+          <w:sz w:val="24"/>
+        </w:rPr>
+        <w:t>核都是</w:t>
+      </w:r>
+      <w:proofErr w:type="gramEnd"/>
+      <w:r>
+        <w:rPr>
+          <w:rFonts w:ascii="Source Code Pro Semibold" w:eastAsia="微软雅黑" w:hAnsi="Source Code Pro Semibold" w:hint="eastAsia"/>
+          <w:sz w:val="24"/>
+        </w:rPr>
+        <w:t>3*3</w:t>
+      </w:r>
+    </w:p>
+    <w:p>
+      <w:pPr>
+        <w:spacing w:line="400" w:lineRule="exact"/>
+        <w:rPr>
+          <w:rFonts w:ascii="Source Code Pro Semibold" w:eastAsia="微软雅黑" w:hAnsi="Source Code Pro Semibold"/>
+          <w:sz w:val="24"/>
+        </w:rPr>
+      </w:pPr>
+      <w:r>
+        <w:rPr>
+          <w:rFonts w:ascii="Source Code Pro Semibold" w:eastAsia="微软雅黑" w:hAnsi="Source Code Pro Semibold" w:hint="eastAsia"/>
+          <w:sz w:val="24"/>
+        </w:rPr>
+        <w:t>问题：层数在</w:t>
+      </w:r>
+      <w:r>
+        <w:rPr>
+          <w:rFonts w:ascii="Source Code Pro Semibold" w:eastAsia="微软雅黑" w:hAnsi="Source Code Pro Semibold" w:hint="eastAsia"/>
+          <w:sz w:val="24"/>
+        </w:rPr>
+        <w:t>16</w:t>
+      </w:r>
+      <w:r>
+        <w:rPr>
+          <w:rFonts w:ascii="Source Code Pro Semibold" w:eastAsia="微软雅黑" w:hAnsi="Source Code Pro Semibold" w:hint="eastAsia"/>
+          <w:sz w:val="24"/>
+        </w:rPr>
+        <w:t>之后，越大，准确率反而越低</w:t>
+      </w:r>
+    </w:p>
+    <w:p>
+      <w:pPr>
+        <w:widowControl/>
+        <w:jc w:val="left"/>
+        <w:rPr>
+          <w:rFonts w:ascii="Source Code Pro Semibold" w:eastAsia="微软雅黑" w:hAnsi="Source Code Pro Semibold"/>
+          <w:sz w:val="24"/>
+        </w:rPr>
+      </w:pPr>
+      <w:r>
+        <w:rPr>
+          <w:rFonts w:ascii="Source Code Pro Semibold" w:eastAsia="微软雅黑" w:hAnsi="Source Code Pro Semibold"/>
+          <w:sz w:val="24"/>
+        </w:rPr>
+        <w:br w:type="page"/>
+      </w:r>
+    </w:p>
+    <w:p>
+      <w:pPr>
+        <w:spacing w:line="400" w:lineRule="exact"/>
+        <w:rPr>
+          <w:rFonts w:ascii="Source Code Pro Semibold" w:eastAsia="微软雅黑" w:hAnsi="Source Code Pro Semibold" w:hint="eastAsia"/>
+          <w:sz w:val="24"/>
+        </w:rPr>
+      </w:pPr>
+      <w:r>
+        <w:rPr>
+          <w:noProof/>
+        </w:rPr>
+        <w:lastRenderedPageBreak/>
+        <w:drawing>
+          <wp:anchor distT="0" distB="0" distL="114300" distR="114300" simplePos="0" relativeHeight="251666432" behindDoc="0" locked="0" layoutInCell="1" allowOverlap="1" wp14:anchorId="0B91CCF9" wp14:editId="1D79AEF7">
+            <wp:simplePos x="0" y="0"/>
+            <wp:positionH relativeFrom="margin">
+              <wp:align>left</wp:align>
+            </wp:positionH>
+            <wp:positionV relativeFrom="paragraph">
+              <wp:posOffset>360045</wp:posOffset>
+            </wp:positionV>
+            <wp:extent cx="1805940" cy="6038215"/>
+            <wp:effectExtent l="0" t="0" r="3810" b="635"/>
+            <wp:wrapSquare wrapText="bothSides"/>
+            <wp:docPr id="1694657690" name="图片 1" descr="图示&#10;&#10;AI 生成的内容可能不正确。"/>
+            <wp:cNvGraphicFramePr>
+              <a:graphicFrameLocks xmlns:a="http://schemas.openxmlformats.org/drawingml/2006/main" noChangeAspect="1"/>
+            </wp:cNvGraphicFramePr>
+            <a:graphic xmlns:a="http://schemas.openxmlformats.org/drawingml/2006/main">
+              <a:graphicData uri="http://schemas.openxmlformats.org/drawingml/2006/picture">
+                <pic:pic xmlns:pic="http://schemas.openxmlformats.org/drawingml/2006/picture">
+                  <pic:nvPicPr>
+                    <pic:cNvPr id="1694657690" name="图片 1" descr="图示&#10;&#10;AI 生成的内容可能不正确。"/>
+                    <pic:cNvPicPr/>
+                  </pic:nvPicPr>
+                  <pic:blipFill>
+                    <a:blip r:embed="rId11">
+                      <a:extLst>
+                        <a:ext uri="{28A0092B-C50C-407E-A947-70E740481C1C}">
+                          <a14:useLocalDpi xmlns:a14="http://schemas.microsoft.com/office/drawing/2010/main" val="0"/>
+                        </a:ext>
+                      </a:extLst>
+                    </a:blip>
+                    <a:stretch>
+                      <a:fillRect/>
+                    </a:stretch>
+                  </pic:blipFill>
+                  <pic:spPr>
+                    <a:xfrm>
+                      <a:off x="0" y="0"/>
+                      <a:ext cx="1807055" cy="6042339"/>
+                    </a:xfrm>
+                    <a:prstGeom prst="rect">
+                      <a:avLst/>
+                    </a:prstGeom>
+                  </pic:spPr>
+                </pic:pic>
+              </a:graphicData>
+            </a:graphic>
+            <wp14:sizeRelH relativeFrom="margin">
+              <wp14:pctWidth>0</wp14:pctWidth>
+            </wp14:sizeRelH>
+            <wp14:sizeRelV relativeFrom="margin">
+              <wp14:pctHeight>0</wp14:pctHeight>
+            </wp14:sizeRelV>
+          </wp:anchor>
+        </w:drawing>
+      </w:r>
+      <w:r>
+        <w:rPr>
+          <w:rFonts w:ascii="Source Code Pro Semibold" w:eastAsia="微软雅黑" w:hAnsi="Source Code Pro Semibold" w:hint="eastAsia"/>
+          <w:sz w:val="24"/>
+        </w:rPr>
+        <w:t>1</w:t>
+      </w:r>
+      <w:r>
+        <w:rPr>
+          <w:rFonts w:ascii="Source Code Pro Semibold" w:eastAsia="微软雅黑" w:hAnsi="Source Code Pro Semibold" w:hint="eastAsia"/>
+          <w:sz w:val="24"/>
+        </w:rPr>
+        <w:t>6</w:t>
+      </w:r>
+      <w:r>
+        <w:rPr>
+          <w:rFonts w:ascii="Source Code Pro Semibold" w:eastAsia="微软雅黑" w:hAnsi="Source Code Pro Semibold" w:hint="eastAsia"/>
+          <w:sz w:val="24"/>
+        </w:rPr>
+        <w:t>.ResNet</w:t>
+      </w:r>
+    </w:p>
+    <w:p>
+      <w:pPr>
+        <w:spacing w:line="400" w:lineRule="exact"/>
+        <w:rPr>
+          <w:rFonts w:ascii="Source Code Pro Semibold" w:eastAsia="微软雅黑" w:hAnsi="Source Code Pro Semibold"/>
+          <w:sz w:val="24"/>
+        </w:rPr>
+      </w:pPr>
+      <w:r>
+        <w:rPr>
+          <w:rFonts w:ascii="Source Code Pro Semibold" w:eastAsia="微软雅黑" w:hAnsi="Source Code Pro Semibold" w:hint="eastAsia"/>
+          <w:sz w:val="24"/>
+        </w:rPr>
+        <w:t>可通用于特征提取</w:t>
+      </w:r>
+    </w:p>
+    <w:p>
+      <w:pPr>
+        <w:spacing w:line="400" w:lineRule="exact"/>
+        <w:rPr>
+          <w:rFonts w:ascii="Source Code Pro Semibold" w:eastAsia="微软雅黑" w:hAnsi="Source Code Pro Semibold"/>
+          <w:sz w:val="24"/>
+        </w:rPr>
+      </w:pPr>
+      <w:r>
+        <w:rPr>
+          <w:rFonts w:ascii="Source Code Pro Semibold" w:eastAsia="微软雅黑" w:hAnsi="Source Code Pro Semibold" w:hint="eastAsia"/>
+          <w:sz w:val="24"/>
+        </w:rPr>
+        <w:t>1.</w:t>
+      </w:r>
+      <w:r>
+        <w:rPr>
+          <w:rFonts w:ascii="Source Code Pro Semibold" w:eastAsia="微软雅黑" w:hAnsi="Source Code Pro Semibold" w:hint="eastAsia"/>
+          <w:sz w:val="24"/>
+        </w:rPr>
+        <w:t>原理</w:t>
+      </w:r>
+    </w:p>
+    <w:p>
+      <w:pPr>
+        <w:spacing w:line="400" w:lineRule="exact"/>
+        <w:rPr>
+          <w:rFonts w:ascii="Source Code Pro Semibold" w:eastAsia="微软雅黑" w:hAnsi="Source Code Pro Semibold" w:hint="eastAsia"/>
+          <w:sz w:val="24"/>
+        </w:rPr>
+      </w:pPr>
+      <w:r>
+        <w:rPr>
+          <w:rFonts w:ascii="Source Code Pro Semibold" w:eastAsia="微软雅黑" w:hAnsi="Source Code Pro Semibold" w:hint="eastAsia"/>
+          <w:sz w:val="24"/>
+        </w:rPr>
+        <w:t>在</w:t>
+      </w:r>
+      <w:r>
+        <w:rPr>
+          <w:rFonts w:ascii="Source Code Pro Semibold" w:eastAsia="微软雅黑" w:hAnsi="Source Code Pro Semibold" w:hint="eastAsia"/>
+          <w:sz w:val="24"/>
+        </w:rPr>
+        <w:t>VGG</w:t>
+      </w:r>
+      <w:r>
+        <w:rPr>
+          <w:rFonts w:ascii="Source Code Pro Semibold" w:eastAsia="微软雅黑" w:hAnsi="Source Code Pro Semibold" w:hint="eastAsia"/>
+          <w:sz w:val="24"/>
+        </w:rPr>
+        <w:t>基础上，把不好的层的权重设为</w:t>
+      </w:r>
+      <w:r>
+        <w:rPr>
+          <w:rFonts w:ascii="Source Code Pro Semibold" w:eastAsia="微软雅黑" w:hAnsi="Source Code Pro Semibold" w:hint="eastAsia"/>
+          <w:sz w:val="24"/>
+        </w:rPr>
+        <w:t>0</w:t>
+      </w:r>
+      <w:r>
+        <w:rPr>
+          <w:rFonts w:ascii="Source Code Pro Semibold" w:eastAsia="微软雅黑" w:hAnsi="Source Code Pro Semibold" w:hint="eastAsia"/>
+          <w:sz w:val="24"/>
+        </w:rPr>
+        <w:t>，有一个兜底的结果</w:t>
+      </w:r>
+    </w:p>
+    <w:p>
+      <w:pPr>
+        <w:spacing w:line="400" w:lineRule="exact"/>
+        <w:rPr>
+          <w:rFonts w:ascii="Source Code Pro Semibold" w:eastAsia="微软雅黑" w:hAnsi="Source Code Pro Semibold"/>
+          <w:sz w:val="24"/>
+        </w:rPr>
+      </w:pPr>
+      <w:r>
+        <w:rPr>
+          <w:rFonts w:ascii="Source Code Pro Semibold" w:eastAsia="微软雅黑" w:hAnsi="Source Code Pro Semibold" w:hint="eastAsia"/>
+          <w:sz w:val="24"/>
+        </w:rPr>
+        <w:t>F=A+W*B</w:t>
+      </w:r>
+    </w:p>
+    <w:p>
+      <w:pPr>
+        <w:spacing w:line="400" w:lineRule="exact"/>
+        <w:rPr>
+          <w:rFonts w:ascii="Source Code Pro Semibold" w:eastAsia="微软雅黑" w:hAnsi="Source Code Pro Semibold"/>
+          <w:sz w:val="24"/>
+        </w:rPr>
+      </w:pPr>
+      <w:r>
+        <w:rPr>
+          <w:rFonts w:ascii="Source Code Pro Semibold" w:eastAsia="微软雅黑" w:hAnsi="Source Code Pro Semibold" w:hint="eastAsia"/>
+          <w:sz w:val="24"/>
+        </w:rPr>
+        <w:t>A</w:t>
+      </w:r>
+      <w:r>
+        <w:rPr>
+          <w:rFonts w:ascii="Source Code Pro Semibold" w:eastAsia="微软雅黑" w:hAnsi="Source Code Pro Semibold" w:hint="eastAsia"/>
+          <w:sz w:val="24"/>
+        </w:rPr>
+        <w:t>是上一层</w:t>
+      </w:r>
+    </w:p>
+    <w:p>
+      <w:pPr>
+        <w:spacing w:line="400" w:lineRule="exact"/>
+        <w:rPr>
+          <w:rFonts w:ascii="Source Code Pro Semibold" w:eastAsia="微软雅黑" w:hAnsi="Source Code Pro Semibold"/>
+          <w:sz w:val="24"/>
+        </w:rPr>
+      </w:pPr>
+      <w:r>
+        <w:rPr>
+          <w:rFonts w:ascii="Source Code Pro Semibold" w:eastAsia="微软雅黑" w:hAnsi="Source Code Pro Semibold" w:hint="eastAsia"/>
+          <w:sz w:val="24"/>
+        </w:rPr>
+        <w:t>B</w:t>
+      </w:r>
+      <w:r>
+        <w:rPr>
+          <w:rFonts w:ascii="Source Code Pro Semibold" w:eastAsia="微软雅黑" w:hAnsi="Source Code Pro Semibold" w:hint="eastAsia"/>
+          <w:sz w:val="24"/>
+        </w:rPr>
+        <w:t>是当前层，如果</w:t>
+      </w:r>
+      <w:r>
+        <w:rPr>
+          <w:rFonts w:ascii="Source Code Pro Semibold" w:eastAsia="微软雅黑" w:hAnsi="Source Code Pro Semibold" w:hint="eastAsia"/>
+          <w:sz w:val="24"/>
+        </w:rPr>
+        <w:t>B</w:t>
+      </w:r>
+      <w:r>
+        <w:rPr>
+          <w:rFonts w:ascii="Source Code Pro Semibold" w:eastAsia="微软雅黑" w:hAnsi="Source Code Pro Semibold" w:hint="eastAsia"/>
+          <w:sz w:val="24"/>
+        </w:rPr>
+        <w:t>不好，就把</w:t>
+      </w:r>
+      <w:r>
+        <w:rPr>
+          <w:rFonts w:ascii="Source Code Pro Semibold" w:eastAsia="微软雅黑" w:hAnsi="Source Code Pro Semibold" w:hint="eastAsia"/>
+          <w:sz w:val="24"/>
+        </w:rPr>
+        <w:t>B</w:t>
+      </w:r>
+      <w:r>
+        <w:rPr>
+          <w:rFonts w:ascii="Source Code Pro Semibold" w:eastAsia="微软雅黑" w:hAnsi="Source Code Pro Semibold" w:hint="eastAsia"/>
+          <w:sz w:val="24"/>
+        </w:rPr>
+        <w:t>去掉。</w:t>
+      </w:r>
+    </w:p>
+    <w:p>
+      <w:pPr>
+        <w:spacing w:line="400" w:lineRule="exact"/>
+        <w:rPr>
+          <w:rFonts w:ascii="Source Code Pro Semibold" w:eastAsia="微软雅黑" w:hAnsi="Source Code Pro Semibold"/>
+          <w:sz w:val="24"/>
+        </w:rPr>
+      </w:pPr>
+      <w:r>
+        <w:rPr>
+          <w:rFonts w:ascii="Source Code Pro Semibold" w:eastAsia="微软雅黑" w:hAnsi="Source Code Pro Semibold" w:hint="eastAsia"/>
+          <w:sz w:val="24"/>
+        </w:rPr>
+        <w:t>但保证整个神经网络不至于断掉</w:t>
+      </w:r>
+    </w:p>
+    <w:p>
+      <w:pPr>
+        <w:spacing w:line="400" w:lineRule="exact"/>
+        <w:rPr>
+          <w:rFonts w:ascii="Source Code Pro Semibold" w:eastAsia="微软雅黑" w:hAnsi="Source Code Pro Semibold"/>
+          <w:sz w:val="24"/>
+        </w:rPr>
+      </w:pPr>
+      <w:r>
+        <w:rPr>
+          <w:noProof/>
+        </w:rPr>
+        <w:drawing>
+          <wp:anchor distT="0" distB="0" distL="114300" distR="114300" simplePos="0" relativeHeight="251667456" behindDoc="0" locked="0" layoutInCell="1" allowOverlap="1" wp14:anchorId="56073E29" wp14:editId="61D6FEC9">
+            <wp:simplePos x="0" y="0"/>
+            <wp:positionH relativeFrom="column">
+              <wp:posOffset>1866900</wp:posOffset>
+            </wp:positionH>
+            <wp:positionV relativeFrom="paragraph">
+              <wp:posOffset>10160</wp:posOffset>
+            </wp:positionV>
+            <wp:extent cx="4145280" cy="2242820"/>
+            <wp:effectExtent l="0" t="0" r="7620" b="5080"/>
+            <wp:wrapSquare wrapText="bothSides"/>
+            <wp:docPr id="1136675999" name="图片 1" descr="图示&#10;&#10;AI 生成的内容可能不正确。"/>
+            <wp:cNvGraphicFramePr>
+              <a:graphicFrameLocks xmlns:a="http://schemas.openxmlformats.org/drawingml/2006/main" noChangeAspect="1"/>
+            </wp:cNvGraphicFramePr>
+            <a:graphic xmlns:a="http://schemas.openxmlformats.org/drawingml/2006/main">
+              <a:graphicData uri="http://schemas.openxmlformats.org/drawingml/2006/picture">
+                <pic:pic xmlns:pic="http://schemas.openxmlformats.org/drawingml/2006/picture">
+                  <pic:nvPicPr>
+                    <pic:cNvPr id="1136675999" name="图片 1" descr="图示&#10;&#10;AI 生成的内容可能不正确。"/>
+                    <pic:cNvPicPr/>
+                  </pic:nvPicPr>
+                  <pic:blipFill>
+                    <a:blip r:embed="rId12">
+                      <a:extLst>
+                        <a:ext uri="{28A0092B-C50C-407E-A947-70E740481C1C}">
+                          <a14:useLocalDpi xmlns:a14="http://schemas.microsoft.com/office/drawing/2010/main" val="0"/>
+                        </a:ext>
+                      </a:extLst>
+                    </a:blip>
+                    <a:stretch>
+                      <a:fillRect/>
+                    </a:stretch>
+                  </pic:blipFill>
+                  <pic:spPr>
+                    <a:xfrm>
+                      <a:off x="0" y="0"/>
+                      <a:ext cx="4145280" cy="2242820"/>
+                    </a:xfrm>
+                    <a:prstGeom prst="rect">
+                      <a:avLst/>
+                    </a:prstGeom>
+                  </pic:spPr>
+                </pic:pic>
+              </a:graphicData>
+            </a:graphic>
+            <wp14:sizeRelH relativeFrom="margin">
+              <wp14:pctWidth>0</wp14:pctWidth>
+            </wp14:sizeRelH>
+            <wp14:sizeRelV relativeFrom="margin">
+              <wp14:pctHeight>0</wp14:pctHeight>
+            </wp14:sizeRelV>
+          </wp:anchor>
+        </w:drawing>
+      </w:r>
+    </w:p>
+    <w:p>
+      <w:pPr>
+        <w:spacing w:line="400" w:lineRule="exact"/>
+        <w:rPr>
+          <w:rFonts w:ascii="Source Code Pro Semibold" w:eastAsia="微软雅黑" w:hAnsi="Source Code Pro Semibold"/>
+          <w:sz w:val="24"/>
+        </w:rPr>
+      </w:pPr>
+    </w:p>
+    <w:p>
+      <w:pPr>
+        <w:spacing w:line="400" w:lineRule="exact"/>
+        <w:rPr>
+          <w:rFonts w:ascii="Source Code Pro Semibold" w:eastAsia="微软雅黑" w:hAnsi="Source Code Pro Semibold"/>
+          <w:sz w:val="24"/>
+        </w:rPr>
+      </w:pPr>
+    </w:p>
+    <w:p>
+      <w:pPr>
+        <w:spacing w:line="400" w:lineRule="exact"/>
+        <w:rPr>
+          <w:rFonts w:ascii="Source Code Pro Semibold" w:eastAsia="微软雅黑" w:hAnsi="Source Code Pro Semibold"/>
+          <w:sz w:val="24"/>
+        </w:rPr>
+      </w:pPr>
+    </w:p>
+    <w:p>
+      <w:pPr>
+        <w:spacing w:line="400" w:lineRule="exact"/>
+        <w:rPr>
+          <w:rFonts w:ascii="Source Code Pro Semibold" w:eastAsia="微软雅黑" w:hAnsi="Source Code Pro Semibold"/>
+          <w:sz w:val="24"/>
+        </w:rPr>
+      </w:pPr>
+    </w:p>
+    <w:p>
+      <w:pPr>
+        <w:spacing w:line="400" w:lineRule="exact"/>
+        <w:rPr>
+          <w:rFonts w:ascii="Source Code Pro Semibold" w:eastAsia="微软雅黑" w:hAnsi="Source Code Pro Semibold"/>
+          <w:sz w:val="24"/>
+        </w:rPr>
+      </w:pPr>
+    </w:p>
+    <w:p>
+      <w:pPr>
+        <w:spacing w:line="400" w:lineRule="exact"/>
+        <w:rPr>
+          <w:rFonts w:ascii="Source Code Pro Semibold" w:eastAsia="微软雅黑" w:hAnsi="Source Code Pro Semibold"/>
+          <w:sz w:val="24"/>
+        </w:rPr>
+      </w:pPr>
+    </w:p>
+    <w:p>
+      <w:pPr>
+        <w:spacing w:line="400" w:lineRule="exact"/>
+        <w:rPr>
+          <w:rFonts w:ascii="Source Code Pro Semibold" w:eastAsia="微软雅黑" w:hAnsi="Source Code Pro Semibold"/>
+          <w:sz w:val="24"/>
+        </w:rPr>
+      </w:pPr>
+    </w:p>
+    <w:p>
+      <w:pPr>
+        <w:spacing w:line="400" w:lineRule="exact"/>
+        <w:rPr>
+          <w:rFonts w:ascii="Source Code Pro Semibold" w:eastAsia="微软雅黑" w:hAnsi="Source Code Pro Semibold"/>
+          <w:sz w:val="24"/>
+        </w:rPr>
+      </w:pPr>
+    </w:p>
+    <w:p>
+      <w:pPr>
+        <w:spacing w:line="400" w:lineRule="exact"/>
+        <w:rPr>
+          <w:rFonts w:ascii="Source Code Pro Semibold" w:eastAsia="微软雅黑" w:hAnsi="Source Code Pro Semibold"/>
+          <w:sz w:val="24"/>
+        </w:rPr>
+      </w:pPr>
+      <w:r>
+        <w:rPr>
+          <w:rFonts w:ascii="Source Code Pro Semibold" w:eastAsia="微软雅黑" w:hAnsi="Source Code Pro Semibold" w:hint="eastAsia"/>
+          <w:sz w:val="24"/>
+        </w:rPr>
+        <w:t>2.</w:t>
+      </w:r>
+      <w:r>
+        <w:rPr>
+          <w:rFonts w:ascii="Source Code Pro Semibold" w:eastAsia="微软雅黑" w:hAnsi="Source Code Pro Semibold" w:hint="eastAsia"/>
+          <w:sz w:val="24"/>
+        </w:rPr>
+        <w:t>经典层数</w:t>
+      </w:r>
+      <w:r>
+        <w:rPr>
+          <w:rFonts w:ascii="Source Code Pro Semibold" w:eastAsia="微软雅黑" w:hAnsi="Source Code Pro Semibold" w:hint="eastAsia"/>
+          <w:sz w:val="24"/>
+        </w:rPr>
+        <w:t>50+</w:t>
+      </w:r>
+      <w:r>
+        <w:rPr>
+          <w:rFonts w:ascii="Source Code Pro Semibold" w:eastAsia="微软雅黑" w:hAnsi="Source Code Pro Semibold" w:hint="eastAsia"/>
+          <w:sz w:val="24"/>
+        </w:rPr>
+        <w:t>、</w:t>
+      </w:r>
+      <w:r>
+        <w:rPr>
+          <w:rFonts w:ascii="Source Code Pro Semibold" w:eastAsia="微软雅黑" w:hAnsi="Source Code Pro Semibold" w:hint="eastAsia"/>
+          <w:sz w:val="24"/>
+        </w:rPr>
+        <w:t>101</w:t>
+      </w:r>
+    </w:p>
+    <w:p>
+      <w:pPr>
+        <w:spacing w:line="400" w:lineRule="exact"/>
+        <w:rPr>
+          <w:rFonts w:ascii="Source Code Pro Semibold" w:eastAsia="微软雅黑" w:hAnsi="Source Code Pro Semibold"/>
+          <w:sz w:val="24"/>
+        </w:rPr>
+      </w:pPr>
+    </w:p>
+    <w:p>
+      <w:pPr>
+        <w:spacing w:line="400" w:lineRule="exact"/>
+        <w:rPr>
+          <w:rFonts w:ascii="Source Code Pro Semibold" w:eastAsia="微软雅黑" w:hAnsi="Source Code Pro Semibold"/>
           <w:sz w:val="24"/>
         </w:rPr>
       </w:pPr>
@@ -1862,6 +3305,7 @@
   <w:style w:type="character" w:default="1" w:styleId="a0">
     <w:name w:val="Default Paragraph Font"/>
     <w:uiPriority w:val="1"/>
+    <w:semiHidden/>
     <w:unhideWhenUsed/>
   </w:style>
   <w:style w:type="table" w:default="1" w:styleId="a1">
